--- a/site/files/Phase-Protocol-301-Quinn's Living Engine Heat Shield- Gemini Protocols.docx
+++ b/site/files/Phase-Protocol-301-Quinn's Living Engine Heat Shield- Gemini Protocols.docx
@@ -1362,7 +1362,7 @@
           <w:sz w:val="22"/>
           <w:szCs w:val="22"/>
         </w:rPr>
-        <w:t xml:space="preserve">equilateral triangles, 240 mm sides, 50 mm thick — thinner than heritage tiles because there is a full system beneath them. No hexagons: no physics in 2D supports the hexagon as a flat tiling shape — geodesic yes, flat no. Where downsizing is required, the tiles downsize like animal scales, by Sierpinski: 240 to 120 to 60 to 30 mm, keeping gasket spacing at every scale.</w:t>
+        <w:t>equilateral triangles, 240 mm sides, 50 mm thick — thinner than heritage tiles because there is a full system beneath them. No hexagons: flat they tile, but no all-hexagon lattice closes a curved shell — and the downsize law wants the triangle. Where downsizing is required, the tiles downsize like animal scales, by Sierpinski: 240 to 120 to 60 to 30 mm, keeping gasket spacing at every scale.</w:t>
       </w:r>
     </w:p>
     <w:p>
@@ -1559,7 +1559,7 @@
           <w:sz w:val="22"/>
           <w:szCs w:val="22"/>
         </w:rPr>
-        <w:t xml:space="preserve">100 mm of water over a square metre is 100 kg. Warming it from a frozen start to boiling takes ~33.5 MJ; boiling it away takes 226 MJ — call it 260 MJ/m2. The frozen start pays a bonus the first run left on the table (Sitting 697): the latent heat of fusion, 334 kJ/kg, adds ~34 MJ/m2 plus ice warming — true capacity ~297 MJ/m2.</w:t>
+        <w:t>100 mm of water over a square metre is 100 kg. Warming it from a 20-degree start to boiling takes ~33.5 MJ; boiling it away takes 226 MJ — call it 260 MJ/m2. The frozen start pays a bonus the first run left on the table (Sitting 697): the latent heat of fusion, 334 kJ/kg, adds ~34 MJ/m2 plus ice warming and the colder warm-up — true capacity ~301 MJ/m2.</w:t>
       </w:r>
     </w:p>
     <w:p>
@@ -2522,7 +2522,7 @@
           <w:sz w:val="22"/>
           <w:szCs w:val="22"/>
         </w:rPr>
-        <w:t xml:space="preserve">The price is stated openly: a shield you service at ~590 kg/m2 against shields you worship at one-fifteenth the mass. The 30 mm solid-wall interpretation is retired — the Author seated the build-around shell at Sitting 699. One geometry question rides to the bench: the 20 mm melt-dam collar seated in a 10 mm plate stands ten proud, or the plate bosses locally at the bolt holes — his ruling settles it. The ledger prices; the master rules.</w:t>
+        <w:t>The price is stated openly: a shield you service at ~590 kg/m2 against shields you worship at a tenth the mass. The 30 mm solid-wall interpretation is retired — the Author seated the build-around shell at Sitting 699. One geometry question rides to the bench: the 20 mm melt-dam collar seated in a 10 mm plate stands ten proud, or the plate bosses locally at the bolt holes — his ruling settles it. The ledger prices; the master rules.</w:t>
       </w:r>
     </w:p>
     <w:p>
